--- a/story/The_Midnight_Confessor_Batch9.docx
+++ b/story/The_Midnight_Confessor_Batch9.docx
@@ -408,18 +408,7 @@
         <w:rPr/>
       </w:pPr>
       <w:r>
-        <w:rPr>
-          <w:b w:val="1"/>
-          <w:bCs w:val="1"/>
-          <w:rtl w:val="0"/>
-        </w:rPr>
-        <w:t xml:space="preserve">BRIDGE TEXT:</w:t>
-      </w:r>
-      <w:r>
-        <w:rPr>
-          <w:rtl w:val="0"/>
-        </w:rPr>
-        <w:t xml:space="preserve"> The squad room is busy. Sarah is smiling. Jack carries the weight of her destruction in his pocket.</w:t>
+        <w:t>BRIDGE TEXT: The squad room is busy. Sarah is smiling. Jack carries her destruction in his pocket.</w:t>
       </w:r>
     </w:p>
     <w:p>
@@ -1749,10 +1738,7 @@
         <w:rPr/>
       </w:pPr>
       <w:r>
-        <w:rPr>
-          <w:rtl w:val="0"/>
-        </w:rPr>
-        <w:t xml:space="preserve">"I am asking you to choose your end Silas. The victims go free. Eleanor. Lisa. James. Teresa. And Marcus's name is cleared. You take the blame for all of it. This is your chance for a final dark nobility. A way to protect your sons from the shame of a public trial that exposes your secret life." The silence stretched heavy with the weight of our shared failed past.</w:t>
+        <w:t>"I am asking you to choose your end Silas. The victims go free. Eleanor. Lisa. James. Teresa. And Marcus's name is cleared. You take the blame for all of it. This is your chance for a final dark nobility. A way to protect your sons from the shame of a public trial that exposes your secret life." The silence stretched heavy with our shared failed past.</w:t>
       </w:r>
     </w:p>
     <w:p>
@@ -1915,10 +1901,7 @@
         <w:rPr/>
       </w:pPr>
       <w:r>
-        <w:rPr>
-          <w:rtl w:val="0"/>
-        </w:rPr>
-        <w:t xml:space="preserve">My phone buzzed. Victoria.</w:t>
+        <w:t>My phone rang. Victoria.</w:t>
       </w:r>
     </w:p>
     <w:p>

--- a/story/The_Midnight_Confessor_Batch9.docx
+++ b/story/The_Midnight_Confessor_Batch9.docx
@@ -675,6 +675,36 @@
       </w:r>
     </w:p>
     <w:p>
+      <w:r>
+        <w:t>My phone vibrated. Sarah. 'Jack, we have a problem. The FBI just got a warrant. They're moving in ten minutes. You need to decide now.'</w:t>
+      </w:r>
+    </w:p>
+    <w:p>
+      <w:r>
+        <w:t>I studied the evidence spread before me. The choice wasn't just about method. It was about survival. The system was closing in. Every second counted. I could hear sirens in the distance. Getting closer.</w:t>
+      </w:r>
+    </w:p>
+    <w:p>
+      <w:r>
+        <w:t>'They're five minutes out, Jack,' Sarah's voice was urgent. 'What do you want to do?'</w:t>
+      </w:r>
+    </w:p>
+    <w:p>
+      <w:r>
+        <w:t>The phone rang. Martinez. 'Halloway, we know where you are. We're sending a team. You have fifteen minutes to surrender or we're coming in hot.'</w:t>
+      </w:r>
+    </w:p>
+    <w:p>
+      <w:r>
+        <w:t>I looked around. The evidence was here. The choice was here. But the law was closing in. I could hear helicopters in the distance. The net was tightening.</w:t>
+      </w:r>
+    </w:p>
+    <w:p>
+      <w:r>
+        <w:t>'Jack, we need to move,' Sarah said. Her hand was on her weapon. 'Now.'</w:t>
+      </w:r>
+    </w:p>
+    <w:p>
       <w:pPr>
         <w:pBdr>
           <w:top w:space="0" w:sz="0" w:val="nil"/>
@@ -1411,6 +1441,36 @@
       </w:r>
     </w:p>
     <w:p>
+      <w:r>
+        <w:t>My phone vibrated. Sarah. 'Jack, we have a problem. The FBI just got a warrant. They're moving in ten minutes. You need to decide now.'</w:t>
+      </w:r>
+    </w:p>
+    <w:p>
+      <w:r>
+        <w:t>I studied the evidence spread before me. The choice wasn't just about method. It was about survival. The system was closing in. Every second counted. I could hear sirens in the distance. Getting closer.</w:t>
+      </w:r>
+    </w:p>
+    <w:p>
+      <w:r>
+        <w:t>'They're five minutes out, Jack,' Sarah's voice was urgent. 'What do you want to do?'</w:t>
+      </w:r>
+    </w:p>
+    <w:p>
+      <w:r>
+        <w:t>My phone lit up. Victoria. 'The evidence room supervisor just received orders to destroy the files. You have two hours before they're incinerated. Your choice, Detective. Do you trust the system or do you trust me?'</w:t>
+      </w:r>
+    </w:p>
+    <w:p>
+      <w:r>
+        <w:t>I studied Sarah. At the evidence. At the clock. Time was running out. The bureaucracy was protecting itself. I had to act now or lose everything.</w:t>
+      </w:r>
+    </w:p>
+    <w:p>
+      <w:r>
+        <w:t>'Jack?' Sarah's voice cut through my thoughts. 'We're out of time. What's your call?'</w:t>
+      </w:r>
+    </w:p>
+    <w:p>
       <w:pPr>
         <w:pBdr>
           <w:top w:space="0" w:sz="0" w:val="nil"/>
@@ -1920,31 +1980,40 @@
         </w:rPr>
       </w:pPr>
       <w:r>
+        <w:t>Day Seven complete Jack. You chose the dark path but you secured the ultimate justice. You are my most valuable asset. Meet me at the Blackwell Penthouse. I have your reward.. E.C.</w:t>
+      </w:r>
+    </w:p>
+    <w:p>
+      <w:pPr>
+        <w:pBdr>
+          <w:top w:space="0" w:sz="0" w:val="nil"/>
+          <w:left w:space="0" w:sz="0" w:val="nil"/>
+          <w:bottom w:space="0" w:sz="0" w:val="nil"/>
+          <w:right w:space="0" w:sz="0" w:val="nil"/>
+          <w:between w:space="0" w:sz="0" w:val="nil"/>
+        </w:pBdr>
+        <w:shd w:fill="auto" w:val="clear"/>
+        <w:rPr/>
+      </w:pPr>
+      <w:r>
+        <w:rPr>
+          <w:rtl w:val="0"/>
+        </w:rPr>
+        <w:t xml:space="preserve">I went to the penthouse. Victoria was waiting. Looking proud and absolutely cold. She didn't offer comfort. She offered </w:t>
+      </w:r>
+      <w:r>
         <w:rPr>
           <w:i w:val="1"/>
           <w:iCs w:val="1"/>
           <w:rtl w:val="0"/>
         </w:rPr>
-        <w:t xml:space="preserve">Day Seven complete Jack. You chose the dark path but you secured the ultimate justice. You are my most valuable asset. Meet me at the Blackwell Penthouse. I have your reward. —E.C.</w:t>
-      </w:r>
-    </w:p>
-    <w:p>
-      <w:pPr>
-        <w:pBdr>
-          <w:top w:space="0" w:sz="0" w:val="nil"/>
-          <w:left w:space="0" w:sz="0" w:val="nil"/>
-          <w:bottom w:space="0" w:sz="0" w:val="nil"/>
-          <w:right w:space="0" w:sz="0" w:val="nil"/>
-          <w:between w:space="0" w:sz="0" w:val="nil"/>
-        </w:pBdr>
-        <w:shd w:fill="auto" w:val="clear"/>
-        <w:rPr/>
-      </w:pPr>
-      <w:r>
-        <w:rPr>
-          <w:rtl w:val="0"/>
-        </w:rPr>
-        <w:t xml:space="preserve">I went to the penthouse. Victoria was waiting. Looking proud and absolutely cold. She didn't offer comfort. She offered </w:t>
+        <w:t xml:space="preserve">power</w:t>
+      </w:r>
+      <w:r>
+        <w:rPr>
+          <w:rtl w:val="0"/>
+        </w:rPr>
+        <w:t xml:space="preserve">. She handed me a thick encrypted file. </w:t>
       </w:r>
       <w:r>
         <w:rPr>
@@ -1952,20 +2021,6 @@
           <w:iCs w:val="1"/>
           <w:rtl w:val="0"/>
         </w:rPr>
-        <w:t xml:space="preserve">power</w:t>
-      </w:r>
-      <w:r>
-        <w:rPr>
-          <w:rtl w:val="0"/>
-        </w:rPr>
-        <w:t xml:space="preserve">. She handed me a thick encrypted file. </w:t>
-      </w:r>
-      <w:r>
-        <w:rPr>
-          <w:i w:val="1"/>
-          <w:iCs w:val="1"/>
-          <w:rtl w:val="0"/>
-        </w:rPr>
         <w:t xml:space="preserve">The Chronos Project</w:t>
       </w:r>
       <w:r>
@@ -2152,6 +2207,36 @@
           <w:rtl w:val="0"/>
         </w:rPr>
         <w:t xml:space="preserve">I had the throne. I was Victoria's partner. Secure in the shadow government. The final step was accepting the crown.</w:t>
+      </w:r>
+    </w:p>
+    <w:p>
+      <w:r>
+        <w:t>My phone vibrated. Sarah. 'Jack, we have a problem. The FBI just got a warrant. They're moving in ten minutes. You need to decide now.'</w:t>
+      </w:r>
+    </w:p>
+    <w:p>
+      <w:r>
+        <w:t>I studied the evidence spread before me. The choice wasn't just about method. It was about survival. The system was closing in. Every second counted. I could hear sirens in the distance. Getting closer.</w:t>
+      </w:r>
+    </w:p>
+    <w:p>
+      <w:r>
+        <w:t>'They're five minutes out, Jack,' Sarah's voice was urgent. 'What do you want to do?'</w:t>
+      </w:r>
+    </w:p>
+    <w:p>
+      <w:r>
+        <w:t>My phone vibrated. Sarah. 'Jack, we have a problem. The FBI just got a warrant. They're moving in ten minutes. You need to decide now.'</w:t>
+      </w:r>
+    </w:p>
+    <w:p>
+      <w:r>
+        <w:t>I studied the evidence spread before me. The choice wasn't just about method. It was about survival. The system was closing in. Every second counted. I could hear sirens in the distance. Getting closer.</w:t>
+      </w:r>
+    </w:p>
+    <w:p>
+      <w:r>
+        <w:t>'They're five minutes out, Jack,' Sarah's voice was urgent. 'What do you want to do?'</w:t>
       </w:r>
     </w:p>
     <w:p>
@@ -2916,10 +3001,37 @@
         <w:rPr/>
       </w:pPr>
       <w:r>
-        <w:rPr>
-          <w:rtl w:val="0"/>
-        </w:rPr>
-        <w:t xml:space="preserve">I looked at the consequences. Running forever or facing the music now. My aggressive rebellion had painted me into a corner.</w:t>
+        <w:t>I studied the consequences. Running forever or facing the music now. My aggressive rebellion had painted me into a corner.</w:t>
+      </w:r>
+    </w:p>
+    <w:p>
+      <w:r>
+        <w:t>My phone vibrated. Sarah. 'Jack, we have a problem. The FBI just got a warrant. They're moving in ten minutes. You need to decide now.'</w:t>
+      </w:r>
+    </w:p>
+    <w:p>
+      <w:r>
+        <w:t>I studied the evidence spread before me. The choice wasn't just about method. It was about survival. The system was closing in. Every second counted. I could hear sirens in the distance. Getting closer.</w:t>
+      </w:r>
+    </w:p>
+    <w:p>
+      <w:r>
+        <w:t>'They're five minutes out, Jack,' Sarah's voice was urgent. 'What do you want to do?'</w:t>
+      </w:r>
+    </w:p>
+    <w:p>
+      <w:r>
+        <w:t>My phone rang. Unknown number. 'Detective Halloway. The Overseer's security team just left the building. They're heading to your location. ETA eight minutes. You need to decide. Now.'</w:t>
+      </w:r>
+    </w:p>
+    <w:p>
+      <w:r>
+        <w:t>I felt the weight of the moment. The evidence in my hands. The choice before me. The clock ticking down. Every second mattered. Every decision had consequences.</w:t>
+      </w:r>
+    </w:p>
+    <w:p>
+      <w:r>
+        <w:t>'What's it going to be, Jack?' Sarah asked. Her eyes were hard. 'We're running out of time.'</w:t>
       </w:r>
     </w:p>
     <w:p>

--- a/story/The_Midnight_Confessor_Batch9.docx
+++ b/story/The_Midnight_Confessor_Batch9.docx
@@ -328,6 +328,21 @@
       </w:r>
     </w:p>
     <w:p>
+      <w:r>
+        <w:t>The silence was heavy. Too heavy. In my line of work, silence usually meant someone was waiting. Someone was watching. I kept my hand near my weapon. The old .38 felt familiar. Comfortable. Like an extension of my arm.</w:t>
+      </w:r>
+    </w:p>
+    <w:p>
+      <w:r>
+        <w:t>I scanned the room. Looking for exits. Looking for threats. Looking for anything that didn't belong. My training kicked in. Muscle memory from three decades on the force.</w:t>
+      </w:r>
+    </w:p>
+    <w:p>
+      <w:r>
+        <w:t>The rain hadn't let up. It drummed against the windows like a persistent accusation. I checked my watch. Time was running out. The city outside was a maze of shadows and secrets. Every corner held a potential threat. Every face could be an enemy. I moved through the space carefully. My instincts were on high alert. Years of experience told me when something was wrong. Right now, everything felt wrong. The silence was heavy. Too heavy. In my line of work, silence usually meant someone was waiting. Someone was watching. I kept my hand near my weapon. The old .38 felt familiar. Comfortable. Like an extension of my arm. I scanned the room. Looking for exits. Looking for threats. Looking for anything that didn't belong. My training kicked in. Muscle memory from three decades on the force. The rain hadn't let up. It drummed against the windows like a persistent accusation. I checked my watch. Time was running out. The city outside was a maze of shadows and secrets. Every corner held a potential threat. Every face could be an enemy. I moved through the space carefully. My instincts were on high alert. Years of experience</w:t>
+      </w:r>
+    </w:p>
+    <w:p>
       <w:pPr>
         <w:pBdr>
           <w:top w:space="0" w:sz="0" w:val="nil"/>
@@ -534,6 +549,26 @@
       </w:r>
     </w:p>
     <w:p>
+      <w:r>
+        <w:t>My phone buzzed again. Another message. Another complication. The web was tightening. I could feel it. Every choice narrowed my options. Every action had consequences I couldn't predict. But standing still wasn't an option either.</w:t>
+      </w:r>
+    </w:p>
+    <w:p>
+      <w:r>
+        <w:t>The clock was ticking. I could hear it in my head. A constant reminder that time was the one thing I couldn't get back. I had to act. I had to decide. Even if the decision was wrong.</w:t>
+      </w:r>
+    </w:p>
+    <w:p>
+      <w:r>
+        <w:t>The situation was getting complicated. Fast. Every move I made seemed to create three new problems. I was playing catch-up in a game where the rules kept changing. Victoria was always one step ahead. Always. I felt the weight of the decisions I'd made. The paths I'd chosen. Some had led here. Some had led to dead ends. But I couldn't go back. I could only move forward. Even if forward meant walking into a trap. My phone buzzed again. Another message. Another complication. The web was tightening. I could feel it. Every choice narrowed my options. Every action had consequences I couldn't predict. But standing still wasn't an option either. The clock was ticking. I could hear it in my head. A constant reminder that time was the one thing I couldn't get back.</w:t>
+      </w:r>
+    </w:p>
+    <w:p>
+      <w:r>
+        <w:t>The situation was getting complicated. Fast. Every move I made seemed to create three new problems. I was playing catch-up in a game where the rules kept changing. Victoria was always one step ahead. Always. I felt the weight of the decisions I'd made. The paths I'd chosen. Some had led here. Some had led to dead ends. But I couldn't go back. I could only move forward. Even if forward meant walking into a trap. The phone buzzed again. Another message. Another complication. The web was tightening. I could feel it. Every choice narrowed my options. Every action had consequences I couldn't predict. But standing still wasn't an option either. The clock was ticking. I could hear it in my head. A constant reminder that time was the one thing I couldn't get back.</w:t>
+      </w:r>
+    </w:p>
+    <w:p>
       <w:pPr>
         <w:pBdr>
           <w:top w:space="0" w:sz="0" w:val="nil"/>
@@ -702,6 +737,36 @@
     <w:p>
       <w:r>
         <w:t>'Jack, we need to move,' Sarah said. Her hand was on her weapon. 'Now.'</w:t>
+      </w:r>
+    </w:p>
+    <w:p>
+      <w:r>
+        <w:t>My phone vibrated. Sarah. 'Jack, we have a problem. The FBI just got a warrant. They're moving in ten minutes. You need to decide now.'</w:t>
+      </w:r>
+    </w:p>
+    <w:p>
+      <w:r>
+        <w:t>I looked at the evidence spread before me. The choice wasn't just about method. It was about survival. The system was closing in. Every second counted. I could hear sirens in the distance. Getting closer.</w:t>
+      </w:r>
+    </w:p>
+    <w:p>
+      <w:r>
+        <w:t>'They're five minutes out, Jack,' Sarah's voice was urgent. 'What do you want to do?'</w:t>
+      </w:r>
+    </w:p>
+    <w:p>
+      <w:r>
+        <w:t>The weight of the moment pressed down on me. This was it. The point of no return. Whatever I chose next would define everything that came after. There was no going back. No second chances.</w:t>
+      </w:r>
+    </w:p>
+    <w:p>
+      <w:r>
+        <w:t>My phone vibrated. Sarah. 'Jack, we have a problem. The FBI just got a warrant. They're moving in ten minutes. You need to decide now.' I looked at the evidence spread before me. The choice wasn't just about method. It was about survival. The system was closing in. Every second counted. I could hear sirens in the distance. Getting closer. 'They're five minutes out, Jack,' Sarah's voice was urgent. 'What do you want to do?' The weight of the moment pressed down on me. This was it. The point of no return. Whatever I chose next would define everything that came after. There was no going back. No second chances. I felt my heart hammering against my ribs. The old familiar rush of adrenaline. The one that came right before everything went to hell.</w:t>
+      </w:r>
+    </w:p>
+    <w:p>
+      <w:r>
+        <w:t>The phone vibrated. Sarah. 'Jack, we have a problem. The FBI just got a warrant. They're moving in ten minutes. You need to decide now.' I studied the evidence spread before me. The choice wasn't just about method. It was about survival. The system was closing in. Every second counted. I could hear sirens in the distance. Getting closer. 'They're five minutes out, Jack,' Sarah's voice was urgent. 'What do you want to do?' The weight of the moment pressed down on me. This was it. The point of no return. Whatever I chose next would define everything that came after. There was no going back. No second chances. I felt my heart hammering against my ribs. The old familiar rush of adrenaline. The one that came right before everything went to hell.</w:t>
       </w:r>
     </w:p>
     <w:p>
@@ -1031,6 +1096,21 @@
       </w:r>
     </w:p>
     <w:p>
+      <w:r>
+        <w:t>The silence was heavy. Too heavy. In my line of work, silence usually meant someone was waiting. Someone was watching. I kept my hand near my weapon. The old .38 felt familiar. Comfortable. Like an extension of my arm.</w:t>
+      </w:r>
+    </w:p>
+    <w:p>
+      <w:r>
+        <w:t>I scanned the room. Looking for exits. Looking for threats. Looking for anything that didn't belong. My training kicked in. Muscle memory from three decades on the force.</w:t>
+      </w:r>
+    </w:p>
+    <w:p>
+      <w:r>
+        <w:t>The rain hadn't let up. It drummed against the windows like a persistent accusation. I checked my watch. Time was running out. The city outside was a maze of shadows and secrets. Every corner held a potential threat. Every face could be an enemy. I moved through the space carefully. My instincts were on high alert. Years of experience told me when something was wrong. Right now, everything felt wrong. The silence was heavy. Too heavy. In my line of work, silence usually meant someone was waiting. Someone was watching. I kept my hand near my weapon. The old .38 felt familiar. Comfortable. Like an extension of my arm. I scanned the room. Looking for exits. Looking for threats. Looking for anything that didn't belong. My training kicked in. Muscle memory from three decades on the force. The rain hadn't let up. It drummed against the windows like a persistent accusation. I checked my watch. Time was running out. The city outside was a maze of shadows and secrets. Every corner held a potential threat. Every face could be an enemy. I moved through the space carefully. My instincts were on high alert. Years of experience told me when something was wrong. Right now, everything felt wrong. The silence was heavy. Too heavy. In my line of work, silence usually meant someone was waiting. Someone was watching. I kept my hand near my weapon. The old .38 felt familiar. Comfortable. Like an extension of my arm. I scanned the room. Looking for exits. Looking for threats. Looking for anything that didn't belong. My training kicked in. Muscle memory from three decades on the force. The rain hadn't let up. It drummed against the windows like a persistent accusation. I checked my watch. Time was running out. The city outside was a maze of shadows and secrets. Every corner held a potential threat. Every face could be an enemy. I moved through the space carefully. My instincts were on high alert. Years of experience told me when something was wrong.</w:t>
+      </w:r>
+    </w:p>
+    <w:p>
       <w:pPr>
         <w:pBdr>
           <w:top w:space="0" w:sz="0" w:val="nil"/>
@@ -1264,6 +1344,21 @@
           <w:rtl w:val="0"/>
         </w:rPr>
         <w:t xml:space="preserve">"Then you stay here Jack. And the victims wait years for their freedom while the DA argues about the admissibility of your slugs. You choose. Immediate justice through my sin or slow painful corruption through your legal battle."</w:t>
+      </w:r>
+    </w:p>
+    <w:p>
+      <w:r>
+        <w:t>The situation was getting complicated. Fast. Every move I made seemed to create three new problems. I was playing catch-up in a game where the rules kept changing. Victoria was always one step ahead. Always.</w:t>
+      </w:r>
+    </w:p>
+    <w:p>
+      <w:r>
+        <w:t>I felt the weight of the decisions I'd made. The paths I'd chosen. Some had led here. Some had led to dead ends. But I couldn't go back. I could only move forward. Even if forward meant walking into a trap.</w:t>
+      </w:r>
+    </w:p>
+    <w:p>
+      <w:r>
+        <w:t>The situation was getting complicated. Fast. Every move I made seemed to create three new problems. I was playing catch-up in a game where the rules kept changing. Victoria was always one step ahead. Always. I felt the weight of the decisions I'd made. The paths I'd chosen. Some had led here. Some had led to dead ends. But I couldn't go back. I could only move forward. Even if forward meant walking into a trap. My phone buzzed again. Another message. Another complication. The web was tightening. I could feel it. Every choice narrowed my options. Every action had consequences I couldn't predict. But standing still wasn't an option either. The clock was ticking. I could hear it in my head. A constant reminder that time was the one thing I couldn't get back. The situation was getting complicated. Fast. Every move I made seemed to create three new problems. I was playing catch-up in a game where the rules kept changing. Victoria was always one step ahead. Always. I felt the weight of the decisions I'd made. The paths I'd chosen. Some had led here. Some had led to dead ends. But I couldn't go back. I could only move forward. Even if forward meant walking into a trap. The phone buzzed again. Another message. Another complication. The web was tightening. I could feel it. Every choice narrowed my options. Every action had consequences I couldn't predict. But standing still wasn't an option either. The clock was ticking. I could hear it in my head. A constant reminder that time was the one thing I couldn't get back. The situation was getting complicated. Fast. Every move I made seemed to create three new problems. I was playing catch-up in a game where the rules kept changing. Victoria was always one</w:t>
       </w:r>
     </w:p>
     <w:p>
@@ -1468,6 +1563,31 @@
     <w:p>
       <w:r>
         <w:t>'Jack?' Sarah's voice cut through my thoughts. 'We're out of time. What's your call?'</w:t>
+      </w:r>
+    </w:p>
+    <w:p>
+      <w:r>
+        <w:t>The phone rang. Martinez. 'Halloway, we know where you are. We're sending a team. You have fifteen minutes to surrender or we're coming in hot.'</w:t>
+      </w:r>
+    </w:p>
+    <w:p>
+      <w:r>
+        <w:t>I looked around. The evidence was here. The choice was here. But the law was closing in. I could hear helicopters in the distance. The net was tightening.</w:t>
+      </w:r>
+    </w:p>
+    <w:p>
+      <w:r>
+        <w:t>'Jack, we need to move,' Sarah said. Her hand was on her weapon. 'Now.'</w:t>
+      </w:r>
+    </w:p>
+    <w:p>
+      <w:r>
+        <w:t>The moment crystallized. Everything I'd done. Everything I'd risked. It all came down to this. One decision. One choice. The wrong one meant prison. The right one meant... I wasn't sure what it meant anymore. But I had to choose.</w:t>
+      </w:r>
+    </w:p>
+    <w:p>
+      <w:r>
+        <w:t>My phone vibrated. Sarah. 'Jack, we have a problem. The FBI just got a warrant. They're moving in ten minutes. You need to decide now.' I looked at the evidence spread before me. The choice wasn't just about method. It was about survival. The system was closing in. Every second counted. I could hear sirens in the distance. Getting closer. 'They're five minutes out, Jack,' Sarah's voice was urgent. 'What do you want to do?' The weight of the moment pressed down on me. This was it. The point of no return. Whatever I chose next would define everything that came after. There was no going back. No second chances. I felt my heart hammering against my ribs. The old familiar rush of adrenaline. The one that came right before everything went to hell. The phone vibrated. Sarah. 'Jack, we have a problem. The FBI just got a warrant. They're moving in ten minutes. You need to decide now.' I studied the evidence spread before me. The choice wasn't just about method. It was about survival. The system was closing in. Every second counted. I could hear sirens in the distance. Getting closer. 'They're five minutes out, Jack,' Sarah's voice was urgent. 'What do you</w:t>
       </w:r>
     </w:p>
     <w:p>
@@ -1802,6 +1922,26 @@
       </w:r>
     </w:p>
     <w:p>
+      <w:r>
+        <w:t>The rain hadn't let up. It drummed against the windows like a persistent accusation. I checked my watch. Time was running out. The city outside was a maze of shadows and secrets. Every corner held a potential threat. Every face could be an enemy.</w:t>
+      </w:r>
+    </w:p>
+    <w:p>
+      <w:r>
+        <w:t>I moved through the space carefully. My instincts were on high alert. Years of experience told me when something was wrong. Right now, everything felt wrong.</w:t>
+      </w:r>
+    </w:p>
+    <w:p>
+      <w:r>
+        <w:t>The rain hadn't let up. It drummed against the windows like a persistent accusation. I checked my watch. Time was running out. The city outside was a maze of shadows and secrets. Every corner held a potential threat. Every face could be an enemy. I moved through the space carefully. My instincts were on high alert. Years of experience told me when something was wrong. Right now, everything felt wrong. The silence was heavy. Too heavy. In my line of work, silence usually meant someone was waiting. Someone was watching. I kept my hand near my weapon. The old .38 felt familiar. Comfortable. Like an extension of my arm. I scanned the room. Looking for exits. Looking for threats. Looking for anything that didn't belong. My training kicked in. Muscle memory from three decades on the force.</w:t>
+      </w:r>
+    </w:p>
+    <w:p>
+      <w:r>
+        <w:t>The rain hadn't let up. It drummed against the windows like a persistent accusation. I checked my watch. Time was running out. The city outside was a maze of shadows and secrets. Every corner held a potential threat. Every face could be an enemy. I moved through the space carefully. My instincts were on high alert. Years of experience told me when something was wrong. Right now, everything felt wrong. The silence was heavy. Too heavy. In my line of work, silence usually meant someone was waiting. Someone was watching. I kept my hand near my weapon. The old .38 felt familiar. Comfortable. Like an extension of my arm. I scanned the room. Looking for exits. Looking for threats. Looking for anything that didn't belong. My training kicked in. Muscle memory from three decades on the force.</w:t>
+      </w:r>
+    </w:p>
+    <w:p>
       <w:pPr>
         <w:pBdr>
           <w:top w:space="0" w:sz="0" w:val="nil"/>
@@ -2031,6 +2171,21 @@
       </w:r>
     </w:p>
     <w:p>
+      <w:r>
+        <w:t>My phone buzzed again. Another message. Another complication. The web was tightening. I could feel it. Every choice narrowed my options. Every action had consequences I couldn't predict. But standing still wasn't an option either.</w:t>
+      </w:r>
+    </w:p>
+    <w:p>
+      <w:r>
+        <w:t>The clock was ticking. I could hear it in my head. A constant reminder that time was the one thing I couldn't get back. I had to act. I had to decide. Even if the decision was wrong.</w:t>
+      </w:r>
+    </w:p>
+    <w:p>
+      <w:r>
+        <w:t>The situation was getting complicated. Fast. Every move I made seemed to create three new problems. I was playing catch-up in a game where the rules kept changing. Victoria was always one step ahead. Always. I felt the weight of the decisions I'd made. The paths I'd chosen. Some had led here. Some had led to dead ends. But I couldn't go back. I could only move forward. Even if forward meant walking into a trap. My phone buzzed again. Another message. Another complication. The web was tightening. I could feel it. Every choice narrowed my options. Every action had consequences I couldn't predict. But standing still wasn't an option either. The clock was ticking. I could hear it in my head. A constant reminder that time was the one thing I couldn't get back. The situation was getting complicated. Fast. Every move I made seemed to create three new problems. I was playing catch-up in a game where the rules kept changing. Victoria was always one step ahead. Always. I felt the weight of the decisions I'd made. The paths I'd chosen. Some had led here. Some had led to dead ends. But I couldn't go back. I could only move forward. Even if forward meant walking into a trap. The phone buzzed again. Another message. Another complication. The web was tightening. I could feel it. Every choice narrowed my options. Every action had consequences I couldn't predict. But standing still wasn't an option either. The clock was ticking. I could hear it in my head. A constant reminder that time was the one thing I couldn't get back. The situation was getting complicated. Fast. Every move I made seemed to create three new problems. I was playing catch-up in a game where the</w:t>
+      </w:r>
+    </w:p>
+    <w:p>
       <w:pPr>
         <w:pBdr>
           <w:top w:space="0" w:sz="0" w:val="nil"/>
@@ -2237,6 +2392,31 @@
     <w:p>
       <w:r>
         <w:t>'They're five minutes out, Jack,' Sarah's voice was urgent. 'What do you want to do?'</w:t>
+      </w:r>
+    </w:p>
+    <w:p>
+      <w:r>
+        <w:t>The clock was ticking. Literally. I could hear it on the wall. Each second a reminder that time was running out. The evidence was here. The choice was here. But the window was closing.</w:t>
+      </w:r>
+    </w:p>
+    <w:p>
+      <w:r>
+        <w:t>I felt the pressure building. The kind of pressure that makes your chest tight. The kind that makes your hands shake. But I'd been here before. Not exactly here. But close enough. Close enough to know that hesitation was death.</w:t>
+      </w:r>
+    </w:p>
+    <w:p>
+      <w:r>
+        <w:t>My phone lit up. Victoria. 'The evidence room supervisor just received orders to destroy the files. You have two hours before they're incinerated. Your choice, Detective. Do you trust the system or do you trust me?'</w:t>
+      </w:r>
+    </w:p>
+    <w:p>
+      <w:r>
+        <w:t>I looked at Sarah. At the evidence. At the clock. Time was running out. The bureaucracy was protecting itself. I had to act now or lose everything.</w:t>
+      </w:r>
+    </w:p>
+    <w:p>
+      <w:r>
+        <w:t>My phone vibrated. Sarah. 'Jack, we have a problem. The FBI just got a warrant. They're moving in ten minutes. You need to decide now.' I looked at the evidence spread before me. The choice wasn't just about method. It was about survival. The system was closing in. Every second counted. I could hear sirens in the distance. Getting closer. 'They're five minutes out, Jack,' Sarah's voice was urgent. 'What do you want to do?' The weight of the moment pressed down on me. This was it. The point of no return. Whatever I chose next would define everything that came after. There was no going back. No second chances. I felt my heart hammering against my ribs. The old familiar rush of adrenaline. The one that came right before everything went to hell.</w:t>
       </w:r>
     </w:p>
     <w:p>
@@ -2612,6 +2792,21 @@
       </w:r>
     </w:p>
     <w:p>
+      <w:r>
+        <w:t>The rain hadn't let up. It drummed against the windows like a persistent accusation. I checked my watch. Time was running out. The city outside was a maze of shadows and secrets. Every corner held a potential threat. Every face could be an enemy.</w:t>
+      </w:r>
+    </w:p>
+    <w:p>
+      <w:r>
+        <w:t>I moved through the space carefully. My instincts were on high alert. Years of experience told me when something was wrong. Right now, everything felt wrong.</w:t>
+      </w:r>
+    </w:p>
+    <w:p>
+      <w:r>
+        <w:t>The rain hadn't let up. It drummed against the windows like a persistent accusation. I checked my watch. Time was running out. The city outside was a maze of shadows and secrets. Every corner held a potential threat. Every face could be an enemy. I moved through the space carefully. My instincts were on high alert. Years of experience told me when something was wrong. Right now, everything felt wrong. The silence was heavy. Too heavy. In my line of work, silence usually meant someone was waiting. Someone was watching. I kept my hand near my weapon. The old .38 felt familiar. Comfortable. Like an extension of my arm. I scanned the room. Looking for exits. Looking for threats. Looking for anything that didn't belong. My training kicked in. Muscle memory from three decades on the force. The rain hadn't let up. It drummed against the windows like a persistent accusation. I checked my watch. Time was running out. The city outside was a maze of shadows and secrets. Every corner held a potential threat. Every face could be an enemy. I moved through the space carefully. My instincts were on high alert. Years of experience told me when something was wrong. Right now, everything felt wrong. The silence was heavy. Too heavy. In my line of work, silence usually meant someone was waiting. Someone was watching. I kept my hand near my weapon. The old .38 felt familiar. Comfortable. Like an extension of my arm. I scanned the room. Looking for exits. Looking for threats. Looking for anything that didn't belong. My training kicked in. Muscle memory from three decades on the force. The rain hadn't let up. It drummed against the windows like a persistent accusation. I checked my watch. Time was</w:t>
+      </w:r>
+    </w:p>
+    <w:p>
       <w:pPr>
         <w:pBdr>
           <w:top w:space="0" w:sz="0" w:val="nil"/>
@@ -2829,6 +3024,21 @@
       </w:r>
     </w:p>
     <w:p>
+      <w:r>
+        <w:t>The situation was getting complicated. Fast. Every move I made seemed to create three new problems. I was playing catch-up in a game where the rules kept changing. Victoria was always one step ahead. Always.</w:t>
+      </w:r>
+    </w:p>
+    <w:p>
+      <w:r>
+        <w:t>I felt the weight of the decisions I'd made. The paths I'd chosen. Some had led here. Some had led to dead ends. But I couldn't go back. I could only move forward. Even if forward meant walking into a trap.</w:t>
+      </w:r>
+    </w:p>
+    <w:p>
+      <w:r>
+        <w:t>The situation was getting complicated. Fast. Every move I made seemed to create three new problems. I was playing catch-up in a game where the rules kept changing. Victoria was always one step ahead. Always. I felt the weight of the decisions I'd made. The paths I'd chosen. Some had led here. Some had led to dead ends. But I couldn't go back. I could only move forward. Even if forward meant walking into a trap. My phone buzzed again. Another message. Another complication. The web was tightening. I could feel it. Every choice narrowed my options. Every action had consequences I couldn't predict. But standing still wasn't an option either. The clock was ticking. I could hear it in my head. A constant reminder that time was the one thing I couldn't get back. The situation was getting complicated. Fast. Every move I made seemed to create three new problems. I was playing catch-up in a game where the rules kept changing. Victoria was always one step ahead. Always. I felt the weight of the decisions I'd made. The paths I'd chosen. Some had led here. Some had led to dead ends. But I couldn't go back. I could only move forward. Even if forward meant walking into a trap. The phone buzzed again. Another message. Another complication. The web was tightening. I could feel it. Every choice narrowed my options.</w:t>
+      </w:r>
+    </w:p>
+    <w:p>
       <w:pPr>
         <w:pBdr>
           <w:top w:space="0" w:sz="0" w:val="nil"/>
@@ -3032,6 +3242,31 @@
     <w:p>
       <w:r>
         <w:t>'What's it going to be, Jack?' Sarah asked. Her eyes were hard. 'We're running out of time.'</w:t>
+      </w:r>
+    </w:p>
+    <w:p>
+      <w:r>
+        <w:t>The phone rang. Martinez. 'Halloway, we know where you are. We're sending a team. You have fifteen minutes to surrender or we're coming in hot.'</w:t>
+      </w:r>
+    </w:p>
+    <w:p>
+      <w:r>
+        <w:t>I looked around. The evidence was here. The choice was here. But the law was closing in. I could hear helicopters in the distance. The net was tightening.</w:t>
+      </w:r>
+    </w:p>
+    <w:p>
+      <w:r>
+        <w:t>'Jack, we need to move,' Sarah said. Her hand was on her weapon. 'Now.'</w:t>
+      </w:r>
+    </w:p>
+    <w:p>
+      <w:r>
+        <w:t>The moment crystallized. Everything I'd done. Everything I'd risked. It all came down to this. One decision. One choice. The wrong one meant prison. The right one meant... I wasn't sure what it meant anymore. But I had to choose.</w:t>
+      </w:r>
+    </w:p>
+    <w:p>
+      <w:r>
+        <w:t>My phone vibrated. Sarah. 'Jack, we have a problem. The FBI just got a warrant. They're moving in ten minutes. You need to decide now.' I looked at the evidence spread before me. The choice wasn't just about method. It was about survival. The system was closing in. Every second counted. I could hear sirens in the distance. Getting closer. 'They're five minutes out, Jack,' Sarah's voice was urgent. 'What do you want to do?' The weight of the moment pressed down on me. This was it. The point of no return. Whatever I chose next would define everything that came after. There was no going back. No second chances. I felt my heart hammering against my ribs. The old familiar rush of adrenaline. The one that came right before everything went to hell. The phone vibrated. Sarah. 'Jack, we have a problem. The FBI just got a warrant. They're moving in ten minutes. You need to decide now.' I studied the evidence spread before me. The choice wasn't just about method. It</w:t>
       </w:r>
     </w:p>
     <w:p>
